--- a/P2 SDBD 2026/Nama - NPM - P2 SDBD.docx
+++ b/P2 SDBD 2026/Nama - NPM - P2 SDBD.docx
@@ -2076,7 +2076,21 @@
           <w:sz w:val="24"/>
           <w:szCs w:val="24"/>
         </w:rPr>
-        <w:t>Setelah melakukan praktik ini; jika Anda harus simpukan, pada kasus penggunaan apa JSON lebih baik digunakan dan pada kasus penggunaan apa CSV lebih baik digunakan?</w:t>
+        <w:t>Setelah melakukan praktik ini; jika Anda harus simpu</w:t>
+      </w:r>
+      <w:r>
+        <w:rPr>
+          <w:sz w:val="24"/>
+          <w:szCs w:val="24"/>
+        </w:rPr>
+        <w:t>l</w:t>
+      </w:r>
+      <w:r>
+        <w:rPr>
+          <w:sz w:val="24"/>
+          <w:szCs w:val="24"/>
+        </w:rPr>
+        <w:t>kan, pada kasus penggunaan apa JSON lebih baik digunakan dan pada kasus penggunaan apa CSV lebih baik digunakan?</w:t>
       </w:r>
     </w:p>
     <w:p>
@@ -3504,6 +3518,7 @@
   <w:style w:type="character" w:default="1" w:styleId="DefaultParagraphFont">
     <w:name w:val="Default Paragraph Font"/>
     <w:uiPriority w:val="1"/>
+    <w:semiHidden/>
     <w:unhideWhenUsed/>
   </w:style>
   <w:style w:type="table" w:default="1" w:styleId="TableNormal">
